--- a/exports/Ides_Book1_Review.docx
+++ b/exports/Ides_Book1_Review.docx
@@ -27,7 +27,7 @@
         <w:br/>
         <w:t>Book 1 reading export · Utica prologue, then Ch 1 dinner · ends at Philippi · author-voice (no em dash)</w:t>
         <w:br/>
-        <w:t>Source: Manuscript 064e923 (2026-10-24) · generated 2026-10-24 00:46 UTC from claude/project-thread-v93zm0 @ 064e923 · source digest 973011a1c0f0636f · prologue and chapters 1–34</w:t>
+        <w:t>Source: Manuscript 97c24f5 (2026-10-24) · generated 2026-10-24 02:35 UTC from claude/project-thread-v93zm0 @ 97c24f5 · source digest f3c2511b917571e1 · prologue and chapters 1–34</w:t>
       </w:r>
     </w:p>
     <w:p>
@@ -511,7 +511,7 @@
       </w:r>
       <w:r>
         <w:rPr/>
-        <w:t xml:space="preserve"> to Tettius in the tone of a man correcting a tax return. “Digest carefully. There is talk the queen across the river keeps a child under Caesar’s roof. Private hours. Fresh paint. Best not to notice aloud.”</w:t>
+        <w:t xml:space="preserve"> to Tettius in the tone of a man correcting a neighbour’s census declaration. “Digest carefully. There is talk the queen across the river keeps a child under Caesar’s roof. Private hours. Fresh paint. Best not to notice aloud.”</w:t>
       </w:r>
     </w:p>
     <w:p>
@@ -643,7 +643,7 @@
     <w:p>
       <w:r>
         <w:rPr/>
-        <w:t>“I keep thinking about the physician.” For once Sextilius sounded sober. “All night at honest work. Needle, thread, steady hands. And the man he saved undid it in a minute, to prove a point.”</w:t>
+        <w:t>“I keep thinking about the physician.” For once Sextilius sounded sober. “All night at honest work. Needle, thread, steady hands. And the man he saved undid it in an hour, to prove a point.”</w:t>
       </w:r>
     </w:p>
     <w:p>
@@ -1359,7 +1359,7 @@
     <w:p>
       <w:r>
         <w:rPr/>
-        <w:t>“Peace,” Hordeonius announced to a knot of men who wanted comfort priced, “is a temporary reduction in risk premiums. Do not confuse it with virtue. Virtue does not clear.”</w:t>
+        <w:t>“Peace,” Hordeonius announced to a knot of men who wanted comfort priced, “is the month I lend at one in the hundred instead of two. Do not confuse it with virtue. Virtue does not clear.”</w:t>
       </w:r>
     </w:p>
     <w:p>
@@ -2056,7 +2056,7 @@
     <w:p>
       <w:r>
         <w:rPr/>
-        <w:t>Caesar’s glance found him once, brief as a list check, not unkind, not enough. No prophecy in it. Octavian’s shoulders stayed still until the glance moved on. Only then did he let out the breath he had been holding. He didn’t look at Agrippa to confirm he had been seen. Looking would have spent the moment.</w:t>
+        <w:t>Caesar’s glance found him once, brief as a list check, not unkind, not enough. No prophecy in it. Octavian’s shoulders stayed still until the glance moved on. Only then did he breathe. He didn’t look at Agrippa to confirm he had been seen. Looking would have spent the moment.</w:t>
       </w:r>
     </w:p>
     <w:p>
@@ -2134,7 +2134,7 @@
     <w:p>
       <w:r>
         <w:rPr/>
-        <w:t>“He was checking whether I was ill again.” Octavian had been ill most of his life, coughs and fevers and a stomach that disliked every campaign he had ever approached, and Caesar knew it. That spring, when Caesar had gone to finish the war in Spain, Octavian had followed late, half-wrecked by sea and sickness, and arrived to find the battle already won. His uncle had looked at him as if he were a mildly interesting weather report. Then he had asked, with great politeness, whether the journey had been bad. It had been the longest conversation they had ever had.</w:t>
+        <w:t>“He was checking whether I was ill again.” Octavian had been ill most of his life, coughs and fevers and a stomach that disliked every campaign he had ever approached, and Caesar knew it. That spring, when Caesar had gone to finish the war in Spain, Octavian had followed late, half-wrecked by sea and sickness, and arrived to find the battle already won. His uncle had looked at him as if he were a mildly interesting line in the day’s dispatches. Then he had asked, with great politeness, whether the journey had been bad. It had been the longest conversation they had ever had.</w:t>
       </w:r>
     </w:p>
     <w:p>
@@ -2167,7 +2167,7 @@
     <w:p>
       <w:r>
         <w:rPr/>
-        <w:t>Apollonia was not a reward. It was distance with homework.</w:t>
+        <w:t>Apollonia was not a reward. It was distance with lessons.</w:t>
       </w:r>
     </w:p>
     <w:p>
@@ -2185,7 +2185,7 @@
     <w:p>
       <w:r>
         <w:rPr/>
-        <w:t>On the Illyrian coast he studied war like homework for a test someone else might take.</w:t>
+        <w:t>On the Illyrian coast he studied war like a schoolboy learning a speech another boy might be called on to declaim.</w:t>
       </w:r>
     </w:p>
     <w:p>
@@ -2534,7 +2534,7 @@
     <w:p>
       <w:r>
         <w:rPr/>
-        <w:t>“They have sold years in advance,” Hordeonius said, scandalised on behalf of liquidity. “Consulships as futures. A Republic should keep some offices for the living to bid on. Otherwise we are only clerks to a dead calendar.”</w:t>
+        <w:t>“They have sold years in advance,” Hordeonius said, scandalised on behalf of ready coin. “Consulships sold forward, like olives still on the tree. A Republic should keep some offices for the living to bid on. Otherwise we are only clerks to a dead calendar.”</w:t>
       </w:r>
     </w:p>
     <w:p>
@@ -2586,7 +2586,7 @@
       </w:r>
       <w:r>
         <w:rPr/>
-        <w:t xml:space="preserve"> with the pleasure of a man borrowing a blade. Another asked whether years sold forward meant bribes should be paid early. Hordeonius entered a number and waved the man on. Stopping other men’s metaphors was unpaid labour. Monetising them was craft. Listeners still left carrying a grievance into darker rooms. That was their business.</w:t>
+        <w:t xml:space="preserve"> with the pleasure of a man borrowing a blade. Another asked whether years sold forward meant bribes should be paid early. Hordeonius entered a number and waved the man on. Stopping other men’s metaphors was unpaid labour. Charging for them was craft. Listeners still left carrying a grievance into darker rooms. That was their business.</w:t>
       </w:r>
     </w:p>
     <w:p>
@@ -3124,7 +3124,7 @@
     <w:p>
       <w:r>
         <w:rPr/>
-        <w:t>Trebonius’s mouth twitched, audible almost, a dry sound of recognition. “Bring Casca. Short fuse, long grudge. Casca doesn’t do essays. He does the first ugly minute.”</w:t>
+        <w:t>Trebonius’s mouth twitched, audible almost, a dry sound of recognition. “Bring Casca. Short fuse, long grudge. Casca doesn’t do essays. He does the first ugly moment.”</w:t>
       </w:r>
     </w:p>
     <w:p>
@@ -3308,7 +3308,7 @@
     <w:p>
       <w:r>
         <w:rPr/>
-        <w:t>“Brutus is the brand,” Cassius said. “Brands do not recruit. They bless. I recruit. Tonight I make him listen with company, so he cannot pretend it was only my temper.”</w:t>
+        <w:t>“Brutus is the name,” Cassius said. “Names do not recruit. They bless. I recruit. Tonight I make him listen with company, so he cannot pretend it was only my temper.”</w:t>
       </w:r>
     </w:p>
     <w:p>
@@ -3579,7 +3579,7 @@
     <w:p>
       <w:r>
         <w:rPr/>
-        <w:t>Cassius and Brutus found him on the Sacra Via, where processions walked and the noise of a hundred stalls could drown a dangerous sentence. Cassius spoke first; Brutus stood half a step back, the brand already tired of being used.</w:t>
+        <w:t>Cassius and Brutus found him on the Sacra Via, where processions walked and the noise of a hundred stalls could drown a dangerous sentence. Cassius spoke first; Brutus stood half a step back, the name already tired of being used.</w:t>
       </w:r>
     </w:p>
     <w:p>
@@ -4145,7 +4145,7 @@
     <w:p>
       <w:r>
         <w:rPr/>
-        <w:t>Sosia, his collector, muttered that philosophers were bad for cash flow. Hordeonius agreed solemnly, which made Sosia look at him as if he had told a joke. He hadn’t.</w:t>
+        <w:t>Sosia, his collector, muttered that philosophers were bad for the Kalends. Hordeonius agreed solemnly, which made Sosia look at him as if he had told a joke. He hadn’t.</w:t>
       </w:r>
     </w:p>
     <w:p>
@@ -4535,7 +4535,7 @@
     <w:p>
       <w:r>
         <w:rPr/>
-        <w:t>He was wrong about the floater. Wrong guesses were still useful; they proved the air was combustible. He set down a line for Atticus about games and omens and the city’s appetite for theatre, then scratched half of it out. Letters were oxygen. Oxygen could also burn.</w:t>
+        <w:t>He was wrong about the floater. Wrong guesses were still useful; they proved the air was combustible. He set down a line for Atticus about games and omens and the city’s appetite for theatre, then scratched half of it out. Letters were lamp oil. Lamp oil could also burn.</w:t>
       </w:r>
     </w:p>
     <w:p>
@@ -4583,7 +4583,7 @@
     <w:p>
       <w:r>
         <w:rPr/>
-        <w:t>“With being right at a distance,” Cicero said. “It is a full-time occupation.”</w:t>
+        <w:t>“With being right at a distance,” Cicero said. “It takes all of a man’s leisure.”</w:t>
       </w:r>
     </w:p>
     <w:p>
@@ -4892,7 +4892,7 @@
     <w:p>
       <w:r>
         <w:rPr/>
-        <w:t>She went. The near-catch sat hotter than the muttered words. She had meant to leave the splinter somewhere safer before night, under a loose tile, behind a water jar, and Phileros’s basket had stolen the minute. In the court she passed Pallas again and neither named Calpurnia’s morning pauses. Naming made pauses into evidence. Medullina, if Nysa saw her in the Subura later, would want a trade. Nysa would give birds and chickens. Not this. The fragment was still only a splinter, mercy or trap depending on which word you stressed, and it hadn’t yet grown legs as street rumour. It had only almost become a door-search. The attendant’s muttered truth stuck beside it: schedules that smelled like knives. Cheer in the atrium; truth in the cloak-space.</w:t>
+        <w:t>She went. The near-catch sat hotter than the muttered words. She had meant to leave the splinter somewhere safer before night, under a loose tile, behind a water jar, and Phileros’s basket had stolen the moment. In the court she passed Pallas again and neither named Calpurnia’s morning pauses. Naming made pauses into evidence. Medullina, if Nysa saw her in the Subura later, would want a trade. Nysa would give birds and chickens. Not this. The fragment was still only a splinter, mercy or trap depending on which word you stressed, and it hadn’t yet grown legs as street rumour. It had only almost become a door-search. The attendant’s muttered truth stuck beside it: schedules that smelled like knives. Cheer in the atrium; truth in the cloak-space.</w:t>
       </w:r>
     </w:p>
     <w:p>
@@ -6872,7 +6872,7 @@
     <w:p>
       <w:r>
         <w:rPr/>
-        <w:t>Tillius Cimber went forward first, as arranged, brother’s exile on his tongue, hands already dishonest with urgency. Cassius watched Caesar’s patience perform itself. The slight turn. The listening face. The clemency brand still wet on the Republic’s memory.</w:t>
+        <w:t>Tillius Cimber went forward first, as arranged, brother’s exile on his tongue, hands already dishonest with urgency. Cassius watched Caesar’s patience perform itself. The slight turn. The listening face. The clemency decrees still wet on the Republic’s memory.</w:t>
       </w:r>
     </w:p>
     <w:p>
@@ -7860,7 +7860,7 @@
     <w:p>
       <w:r>
         <w:rPr/>
-        <w:t>In calm weather the Janus arcade smelled of ink and sweat. In a crisis it smelled of fear with a decimal point.</w:t>
+        <w:t>In calm weather the Janus arcade smelled of ink and sweat. In a crisis it smelled of fear reckoned in twelfths.</w:t>
       </w:r>
     </w:p>
     <w:p>
@@ -7920,7 +7920,7 @@
     <w:p>
       <w:r>
         <w:rPr/>
-        <w:t>“Then buy a list,” Hordeonius said, stylus already moving, “or stop wasting the stool.” Sosia’s mouth twitched toward a joke about Alexandria and died there. The junior was already leaning in for leases, and jokes that named queens out loud became line items. “Gardens, boy, queen: watch which one empties a purse first. I don’t grade grief.” The junior’s loud laugh came back smaller. The stall had taxed it. Hordeonius did not smile. Smiling would have spoiled the next sale.</w:t>
+        <w:t>“Then buy a list,” Hordeonius said, stylus already moving, “or stop wasting the stool.” Sosia’s mouth twitched toward a joke about Alexandria and died there. The junior was already leaning in for leases, and jokes that named queens out loud became entries in a daybook. “Gardens, boy, queen: watch which one empties a purse first. I don’t grade grief.” The junior’s loud laugh came back smaller. The stall had taxed it. Hordeonius did not smile. Smiling would have spoiled the next sale.</w:t>
       </w:r>
     </w:p>
     <w:p>
@@ -8016,7 +8016,7 @@
     <w:p>
       <w:r>
         <w:rPr/>
-        <w:t>Piso’s people made their legality faces. The room smelled of wax and wine. In the outer fringe, before the clauses finished being blows, a widow’s steward asked whether three hundred a head meant bread this Kalends or a story for wine shops. A freedman with one of Caesar’s old house-rings asked whether the freedmen were named. A junior laughed that Decimus’s second line would make knife-men into punchlines, and nobody laughed with him. Antony heard the fringe the way he heard cohorts shifting, noise that would become policy if ignored. He stood where a consul stands when he intends to own the consequences.</w:t>
+        <w:t>Piso’s people made their legality faces. The room smelled of wax and wine. In the outer fringe, before the clauses finished being blows, a widow’s steward asked whether three hundred a head meant bread this Kalends or a story for wine shops. A freedman with one of Caesar’s old house-rings asked whether the freedmen were named. A junior laughed that Decimus’s second line would make knife-men into a mime’s turn, and nobody laughed with him. Antony heard the fringe the way he heard cohorts shifting, noise that would become policy if ignored. He stood where a consul stands when he intends to own the consequences.</w:t>
       </w:r>
     </w:p>
     <w:p>
@@ -8127,7 +8127,7 @@
     <w:p>
       <w:r>
         <w:rPr/>
-        <w:t>Back at the Domus, Phileros had heard the same news at the vestibule. “The house will be stripped for souvenirs,” he whispered when she came in. Souvenirs were not the tragedy. The emptying was.</w:t>
+        <w:t>Back at the Domus, Phileros had heard the same news at the vestibule. “The house will be stripped for keepsakes,” he whispered when she came in. Keepsakes were not the tragedy. The emptying was.</w:t>
       </w:r>
     </w:p>
     <w:p>
@@ -8139,7 +8139,7 @@
     <w:p>
       <w:r>
         <w:rPr/>
-        <w:t>In the street the clauses mutated before sundown. The sum grew. The gardens acquired fountains. The boy acquired a future other people tried to sell as fate. Nysa didn’t buy. Futures were what rich men sold to each other when they were bored.</w:t>
+        <w:t>In the street the clauses mutated before sundown. The sum grew. The gardens acquired fountains. The boy acquired a future other people tried to sell as fate. Nysa didn’t buy. Fates were what rich men sold to each other when they were bored.</w:t>
       </w:r>
     </w:p>
     <w:p>
@@ -8803,7 +8803,7 @@
     <w:p>
       <w:r>
         <w:rPr/>
-        <w:t>“He is a very good writer who thinks I am a bad debt. I would rather be a bad debt than a footnote.”</w:t>
+        <w:t>“He is a very good writer who thinks I am a bad debt. I would rather be a bad debt than a line in someone’s annals.”</w:t>
       </w:r>
     </w:p>
     <w:p>
@@ -9324,7 +9324,7 @@
     <w:p>
       <w:r>
         <w:rPr/>
-        <w:t>The clerk left without clasping arms. Before supper the steward returned from the neighbouring town’s market with flour and a report that cost more than flour. Two clients who had meant to sleep at Lanuvium had already turned back, told at the gate there that Brutus’s house would not shield them. One refusal had made his brand a local absence by nightfall. Another client asked when he would return to Rome. Brutus said, “When Rome remembers what a praetor is for.” That one nodded as if he’d been given a day to mark on wax, and didn’t offer a tablet.</w:t>
+        <w:t>The clerk left without clasping arms. Before supper the steward returned from the neighbouring town’s market with flour and a report that cost more than flour. Two clients who had meant to sleep at Lanuvium had already turned back, told at the gate there that Brutus’s house would not shield them. One refusal had made his name a local absence by nightfall. Another client asked when he would return to Rome. Brutus said, “When Rome remembers what a praetor is for.” That one nodded as if he’d been given a day to mark on wax, and didn’t offer a tablet.</w:t>
       </w:r>
     </w:p>
     <w:p>
@@ -9520,7 +9520,7 @@
     <w:p>
       <w:r>
         <w:rPr/>
-        <w:t xml:space="preserve">Octavian, alone for a stolen minute on the terrace, shook once, hard, the body arguing with the decision. Then he stopped shaking and flattened both palms on the rail until the pale band on his finger stopped moving. He practised the name under his breath, wrong once, then closer. </w:t>
+        <w:t xml:space="preserve">Octavian, alone for a stolen moment on the terrace, shook once, hard, the body arguing with the decision. Then he stopped shaking and flattened both palms on the rail until the pale band on his finger stopped moving. He practised the name under his breath, wrong once, then closer. </w:t>
       </w:r>
       <w:r>
         <w:rPr>
@@ -9916,7 +9916,7 @@
     <w:p>
       <w:r>
         <w:rPr/>
-        <w:t>“Caesar’s acts,” he told a man from Puteoli, “are a market now. A sacred market. Do not blaspheme liquidity.”</w:t>
+        <w:t>“Caesar’s acts,” he told a man from Puteoli, “are a market now. A sacred market. Do not blaspheme ready coin.”</w:t>
       </w:r>
     </w:p>
     <w:p>
@@ -10109,7 +10109,7 @@
     <w:p>
       <w:r>
         <w:rPr/>
-        <w:t xml:space="preserve">Dama muttered that the chickens had better taste than the new authority. Nysa did not join the joke loud enough to travel. She let it land as a breath through the nose, enough that Phileros saw he’d been heard. She thought of her burned fragment and touched the empty place in her tunic where it had sat. She hid one blank tablet there out of habit, then put it back on the shelf. Blank wax in the wrong hands had already become someone else’s line item. The incomplete </w:t>
+        <w:t xml:space="preserve">Dama muttered that the chickens had better taste than the new authority. Nysa did not join the joke loud enough to travel. She let it land as a breath through the nose, enough that Phileros saw he’d been heard. She thought of her burned fragment and touched the empty place in her tunic where it had sat. She hid one blank tablet there out of habit, then put it back on the shelf. Blank wax in the wrong hands had already become an entry in someone else’s daybook. The incomplete </w:t>
       </w:r>
       <w:r>
         <w:rPr>
@@ -10876,7 +10876,7 @@
     <w:p>
       <w:r>
         <w:rPr/>
-        <w:t>“We become victors,” Cassius cut in. “Then we argue about purity. Purity is a peacetime hobby.”</w:t>
+        <w:t>“We become victors,” Cassius cut in. “Then we argue about purity. Purity is for after the triumph.”</w:t>
       </w:r>
     </w:p>
     <w:p>
@@ -10888,7 +10888,7 @@
     <w:p>
       <w:r>
         <w:rPr/>
-        <w:t>Brutus looked at the numbers a long time. Cassius could watch him do the sum: honest enough to fund men, early enough to make the brand look like a tax before it looked like a cause.</w:t>
+        <w:t>Brutus looked at the numbers a long time. Cassius could watch him do the sum: honest enough to fund men, early enough to make the name look like a tax before it looked like a cause.</w:t>
       </w:r>
     </w:p>
     <w:p>
@@ -10906,7 +10906,7 @@
     <w:p>
       <w:r>
         <w:rPr/>
-        <w:t xml:space="preserve">Cassius did not argue the purity speech. He took the cost as delay and hated delay. He kept Brutus’s refusal because the brand still needed Brutus’s face on it. He answered the mate’s shout about lines with a nod that meant </w:t>
+        <w:t xml:space="preserve">Cassius did not argue the purity speech. He took the cost as delay and hated delay. He kept Brutus’s refusal because the cause still needed Brutus’s face on it. He answered the mate’s shout about lines with a nod that meant </w:t>
       </w:r>
       <w:r>
         <w:rPr>
@@ -12920,7 +12920,249 @@
     <w:p>
       <w:r>
         <w:rPr/>
-        <w:t>Plancus came after all, in June, when Antony had already walked into Lepidus’s camp. He brought legions and compliments and pitched beside Decimus under the Alps at Cularo, and for a summer the two armies ate the same valley bare and wrote the same letters to Rome asking for the boy to be sent north. The boy did not come. In August letters began arriving for Plancus from Pollio in Spain, under seals Decimus was not shown. In September Plancus took his legions over to Antony with the same apologetic face he had worn arriving, and Decimus’s own recruits, raw and unpaid, began walking off by the hundred.</w:t>
+        <w:t>Plancus came after all, in June, when Antony had already walked into Lepidus’s camp and there was no longer anything between Plancus and Antony but a river and a decision.</w:t>
+      </w:r>
+    </w:p>
+    <w:p>
+      <w:r>
+        <w:rPr/>
+        <w:t>Decimus brought his army over the passes to meet him at Cularo, a town of the Allobroges where the Isara came down green out of the mountains. Plancus rode out to greet him a mile from the walls with a mounted escort in clean cloaks. He smelled, as his couriers smelled, of an Eastern scent that cost more than a horse. He embraced Decimus from the saddle and said that the Republic had two arms again.</w:t>
+      </w:r>
+    </w:p>
+    <w:p>
+      <w:r>
+        <w:rPr/>
+        <w:t>“And one head,” he said, laughing, “and I’ll let you decide whose.”</w:t>
+      </w:r>
+    </w:p>
+    <w:p>
+      <w:r>
+        <w:rPr/>
+        <w:t>They camped side by side on the plain below the town, Plancus’s veterans on the higher ground by the river, Decimus’s army on the lower. It was a strange army to bring to a reunion. Legions of recruits from the levy, boys who had learned to dig at Mutina and little else, and a few cohorts of veterans who had stayed with Decimus through the siege because they had nowhere else to go. Plancus had more, and the best of them were old ones from Caesar’s Gaul. Decimus walked Plancus’s lines on the second day, invited, and counted without seeming to count, as he had walked Caesar’s lines in Gaul for ten years. Plancus’s men were well fed. They looked at Decimus with interest and without warmth.</w:t>
+      </w:r>
+    </w:p>
+    <w:p>
+      <w:r>
+        <w:rPr/>
+        <w:t xml:space="preserve">They wrote to Rome together. That was the work of June: letters. Plancus wrote beautifully. Decimus had read his letters to Cicero over the winter and thought them the best prose in the army and the least committed. Now he watched them being made. Plancus dictated walking up and down the tent with a cup in his hand, pausing for the right word, sending the secretary back two lines to change </w:t>
+      </w:r>
+      <w:r>
+        <w:rPr>
+          <w:i/>
+        </w:rPr>
+        <w:t>our</w:t>
+      </w:r>
+      <w:r>
+        <w:rPr/>
+        <w:t xml:space="preserve"> to </w:t>
+      </w:r>
+      <w:r>
+        <w:rPr>
+          <w:i/>
+        </w:rPr>
+        <w:t>the Republic’s</w:t>
+      </w:r>
+      <w:r>
+        <w:rPr/>
+        <w:t>. He wrote that he and Decimus were of one mind. He wrote that Antony and Lepidus together were too strong to be attacked by the two of them alone, and that they would hold the line of the Isara and wait. He wrote, every week, that the young Caesar must be sent north with his legions, and the Senate must make him come.</w:t>
+      </w:r>
+    </w:p>
+    <w:p>
+      <w:r>
+        <w:rPr/>
+        <w:t>“He won’t come,” Decimus said, the first time.</w:t>
+      </w:r>
+    </w:p>
+    <w:p>
+      <w:r>
+        <w:rPr/>
+        <w:t>“Then the Senate will look foolish, and we will look patient.” Plancus sealed the letter. “Patience is very underrated in a general.”</w:t>
+      </w:r>
+    </w:p>
+    <w:p>
+      <w:r>
+        <w:rPr/>
+        <w:t>“So is arriving.”</w:t>
+      </w:r>
+    </w:p>
+    <w:p>
+      <w:r>
+        <w:rPr/>
+        <w:t>Plancus laughed, and poured, and changed the subject to his brother Plotius in Rome, who wrote him the gossip, and was a fool about money, and wore too much of the same scent.</w:t>
+      </w:r>
+    </w:p>
+    <w:p>
+      <w:r>
+        <w:rPr/>
+        <w:t>Decimus wrote his own letters too, shorter. He asked for pay. He asked for grain. He wrote to Cicero that the recruits were good boys and would be soldiers by the autumn if anybody fed them till then. He wrote, in one letter he did not send, that he had spent his life being trusted by men he was not sure of, and that he had never before been on the other side of it.</w:t>
+      </w:r>
+    </w:p>
+    <w:p>
+      <w:r>
+        <w:rPr/>
+        <w:t>The valley went brown. Two armies could eat a valley in a summer, and they did. The foragers went further every week, into the hills, and came back with less, and with stories about Antony’s cavalry seen across the river. Across the river, a day’s march south, Antony and Lepidus sat together in one camp with more legions than the two of them could count, and did not attack, and did not need to.</w:t>
+      </w:r>
+    </w:p>
+    <w:p>
+      <w:r>
+        <w:rPr/>
+        <w:t>In the second week of August a rider came up from the south with the news from Rome, and Plancus read it first, because Plancus’s riders were faster.</w:t>
+      </w:r>
+    </w:p>
+    <w:p>
+      <w:r>
+        <w:rPr/>
+        <w:t>He came to Decimus’s tent with the tablet in his hand and his face arranged. Decimus had seen that arrangement on a hundred faces in Caesar’s atrium, the face of a man bringing news he had already decided how to feel about.</w:t>
+      </w:r>
+    </w:p>
+    <w:p>
+      <w:r>
+        <w:rPr/>
+        <w:t>“The boy is consul,” Plancus said.</w:t>
+      </w:r>
+    </w:p>
+    <w:p>
+      <w:r>
+        <w:rPr/>
+        <w:t>Decimus took the tablet. Nineteen years old. Elected with his legions camped on the Field of Mars. His colleague a cousin, Pedius, an old man who would do what he was told. And the first law of the new consuls: a court to try the murderers of Caesar. It had sat already. It had condemned them in a day, in their absence, every man of the Ides, with no one to speak for them.</w:t>
+      </w:r>
+    </w:p>
+    <w:p>
+      <w:r>
+        <w:rPr/>
+        <w:t>His own name was there. He read it twice.</w:t>
+      </w:r>
+    </w:p>
+    <w:p>
+      <w:r>
+        <w:rPr/>
+        <w:t>“Interdicted from fire and water,” Plancus said gently. “It won’t mean anything up here, of course. It’s Rome. It’s a law.”</w:t>
+      </w:r>
+    </w:p>
+    <w:p>
+      <w:r>
+        <w:rPr/>
+        <w:t>“Laws are what we told ourselves we were for.”</w:t>
+      </w:r>
+    </w:p>
+    <w:p>
+      <w:r>
+        <w:rPr/>
+        <w:t>“We told ourselves a great many things.” Plancus took the tablet back, and Decimus let him. “I am still your colleague, Decimus. Nothing in Rome changes the valley.”</w:t>
+      </w:r>
+    </w:p>
+    <w:p>
+      <w:r>
+        <w:rPr/>
+        <w:t>Nothing in Rome changed the valley. The valley changed on its own. After the news the recruits began talking in the evenings in a way they had not talked before. The veterans in Plancus’s lines stopped looking at Decimus with interest. And letters began coming for Plancus from the west, from Pollio in Spain, who had three legions and a habit of writing to everyone and committing to no one, under seals Decimus was not shown.</w:t>
+      </w:r>
+    </w:p>
+    <w:p>
+      <w:r>
+        <w:rPr/>
+        <w:t>He did not ask to be shown them. He thought about it for three days. He was very good at reading men by what they wanted, and he knew what asking would buy: a laugh, a cup, a charming account of what was in the letters, and a lie about the rest. And it would tell Plancus that he knew. Better to let Plancus think he was still trusted. There was a little time in that.</w:t>
+      </w:r>
+    </w:p>
+    <w:p>
+      <w:r>
+        <w:rPr/>
+        <w:t>On the fourth day he asked anyway, at dinner, because he found he could not bear the cup and the laugh one more evening without it.</w:t>
+      </w:r>
+    </w:p>
+    <w:p>
+      <w:r>
+        <w:rPr/>
+        <w:t>“Pollio,” he said. “What does he want?”</w:t>
+      </w:r>
+    </w:p>
+    <w:p>
+      <w:r>
+        <w:rPr/>
+        <w:t>Plancus did not pretend not to understand. That was something. He set down his cup and looked at it.</w:t>
+      </w:r>
+    </w:p>
+    <w:p>
+      <w:r>
+        <w:rPr/>
+        <w:t>“He wants what everyone wants,” he said. “He wants to be on the side that is still standing in the spring. He thinks there will be peace between Antony and the boy. He thinks the men who were in the Curia that morning are the price of it.” He looked up. “I have not answered him.”</w:t>
+      </w:r>
+    </w:p>
+    <w:p>
+      <w:r>
+        <w:rPr/>
+        <w:t>“You haven’t answered me either.”</w:t>
+      </w:r>
+    </w:p>
+    <w:p>
+      <w:r>
+        <w:rPr/>
+        <w:t>“No,” said Plancus. “I haven’t.”</w:t>
+      </w:r>
+    </w:p>
+    <w:p>
+      <w:r>
+        <w:rPr/>
+        <w:t>They finished dinner. Plancus was charming for the rest of it, and told a long story about a Gallic chieftain and a goose, and Decimus laughed in the right places, and they walked out of the tent together into the warm dark and stood for a moment looking at the river.</w:t>
+      </w:r>
+    </w:p>
+    <w:p>
+      <w:r>
+        <w:rPr/>
+        <w:t>“If I go,” Plancus said, quietly, as if to the river, “I will send you word first. I owe you that.”</w:t>
+      </w:r>
+    </w:p>
+    <w:p>
+      <w:r>
+        <w:rPr/>
+        <w:t>“You owe me your legions.”</w:t>
+      </w:r>
+    </w:p>
+    <w:p>
+      <w:r>
+        <w:rPr/>
+        <w:t>“I owe the Republic my legions,” said Plancus. “I am trying to work out where it is.”</w:t>
+      </w:r>
+    </w:p>
+    <w:p>
+      <w:r>
+        <w:rPr/>
+        <w:t>He did not send word first. Decimus woke one morning in September before light because his horse was restless, and went up on the bank of the camp ditch with his cloak over his shoulders, and saw that the higher ground by the river was moving. Plancus’s camp was being struck. Not in haste. Tents coming down in order, cohort by cohort, wagons being loaded, the eagle of the first legion already out in front of its column on the road toward the bridge Plancus’s engineers had built across the Isara in the spring and never yet used.</w:t>
+      </w:r>
+    </w:p>
+    <w:p>
+      <w:r>
+        <w:rPr/>
+        <w:t>Decimus stood and watched it. He did not wake his staff. There was nothing his staff could do, and he wanted to see it alone, the way he had wanted to be alone on the wall-walk at Mutina in the winter.</w:t>
+      </w:r>
+    </w:p>
+    <w:p>
+      <w:r>
+        <w:rPr/>
+        <w:t>The columns crossed the bridge in the grey light, one after another, the old Gallic legions first, then the new ones, and went away south down the far bank toward Antony and Lepidus. It took most of the morning. At the end Plancus himself rode across, with his clean escort, and halfway over the bridge he reined in and turned in the saddle and looked back at the camp on the low ground. Decimus could not see his face at that distance. He could see that he raised a hand.</w:t>
+      </w:r>
+    </w:p>
+    <w:p>
+      <w:r>
+        <w:rPr/>
+        <w:t>Decimus did not raise his.</w:t>
+      </w:r>
+    </w:p>
+    <w:p>
+      <w:r>
+        <w:rPr/>
+        <w:t>A rider came up from the bridge an hour later with a letter, beautifully written, sealed with Plancus’s seal, saying that circumstances had compelled him and that he remained Decimus’s friend. Decimus read it and gave it to the older aide to file with the others. He gave orders for a count of rations. He went to his tent and sat down and found that his hands were steady, and was mildly surprised.</w:t>
+      </w:r>
+    </w:p>
+    <w:p>
+      <w:r>
+        <w:rPr/>
+        <w:t>By noon the recruits had begun to go. Not all at once. Not with noise. A tent-group here, a century there, walking out of the gate with their shields on their backs as if they had been sent on fatigues, and not coming back. Some went south over the bridge after Plancus. Some went east toward the boy, whose name was on the law that had condemned their general. Some just went home. The centurions did not stop them. The centurions were going too.</w:t>
+      </w:r>
+    </w:p>
+    <w:p>
+      <w:r>
+        <w:rPr/>
+        <w:t>Decimus watched from the bank of the ditch. He counted them as they went, from habit, as he had counted cohorts at Massilia and hinges at Mutina, and when the number became large enough that it stopped being a number he stopped counting and went to look at the maps.</w:t>
       </w:r>
     </w:p>
     <w:p>
@@ -14605,7 +14847,7 @@
     <w:p>
       <w:r>
         <w:rPr/>
-        <w:t>When the killers found the road, his attendants made the noises attendants make. Panic first. Then the math of their own skins. Someone begged. Someone ran. Someone stayed because staying was also a calculation, and calculations had always been Cicero’s neighbours if not his friends. He put his head out enough to be seen.</w:t>
+        <w:t>When the killers found the road, his attendants made the noises attendants make. Panic first. Then the reckoning of their own skins. Someone begged. Someone ran. Someone stayed because staying was also a calculation, and calculations had always been Cicero’s neighbours if not his friends. He put his head out enough to be seen.</w:t>
       </w:r>
     </w:p>
     <w:p>
@@ -15678,7 +15920,7 @@
     <w:p>
       <w:r>
         <w:rPr/>
-        <w:t>Then mud and numbers undid the stiffening. He saw men who wanted tomorrow’s grain more than yesterday’s brand. Both kinds broke when the plain insisted. An officer, face known from the minting days, caught his sleeve and begged him to pull back to a cleaner hill. The cleaner hill was visible. Higher ground. Fresher air. A place where the day might be lost slower and with more witnesses who could later invent dignity.</w:t>
+        <w:t>Then mud and numbers undid the stiffening. He saw men who wanted tomorrow’s grain more than yesterday’s name. Both kinds broke when the plain insisted. An officer, face known from the minting days, caught his sleeve and begged him to pull back to a cleaner hill. The cleaner hill was visible. Higher ground. Fresher air. A place where the day might be lost slower and with more witnesses who could later invent dignity.</w:t>
       </w:r>
     </w:p>
     <w:p>

--- a/exports/Ides_Book1_Review.docx
+++ b/exports/Ides_Book1_Review.docx
@@ -27,7 +27,7 @@
         <w:br/>
         <w:t>Book 1 reading export · Utica prologue, then Ch 1 dinner · ends at Philippi · author-voice (no em dash)</w:t>
         <w:br/>
-        <w:t>Source: Manuscript 97c24f5 (2026-10-24) · generated 2026-10-24 02:35 UTC from claude/project-thread-v93zm0 @ 97c24f5 · source digest f3c2511b917571e1 · prologue and chapters 1–34</w:t>
+        <w:t>Source: Manuscript 1ae5ec8 (2026-10-24) · generated 2026-10-24 06:54 UTC from claude/project-thread-f0m6lx @ 1ae5ec8 · source digest 4d53fbf63d06311b · prologue and chapters 1–34</w:t>
       </w:r>
     </w:p>
     <w:p>
@@ -13331,7 +13331,7 @@
     <w:p>
       <w:r>
         <w:rPr/>
-        <w:t xml:space="preserve">The vacuum arrived as named pressure, not triumph. Both consuls were dead, Hirtius in the ditch at Mutina and Pansa of his wound a day after, and their chairs stood empty. A centurion from the Martians said it first, loud enough for the pay line: “They want us under the man who held Caesar’s door. Who feeds us now, old men with tablets, or Caesar’s name?” A tribune seconded without looking at Octavian’s face: the men would not march for an assassin on praise that arrived late and sweet. Agrippa translated the noise into one sentence Octavian could keep. The ranks wanted a consul who was </w:t>
+        <w:t xml:space="preserve">Both consuls were dead, Hirtius in the ditch at Mutina and Pansa of his wound a day after, and their chairs stood empty. A centurion from the Martians said it first, loud enough for the pay line: “They want us under the man who held Caesar’s door. Who feeds us now, old men with tablets, or Caesar’s name?” A tribune seconded without looking at Octavian’s face: the men would not march for an assassin on praise that arrived late and sweet. Agrippa translated the noise into one sentence Octavian could keep. The ranks wanted a consul who was </w:t>
       </w:r>
       <w:r>
         <w:rPr>
@@ -13347,7 +13347,43 @@
     <w:p>
       <w:r>
         <w:rPr/>
-        <w:t xml:space="preserve">Senate pressure arrived in a different mouth. A senior voice, careful with consonants, told Octavian that with both consuls dead the House had no one in the chairs to point at and call the year settled. Decimus was a Liberator with a triumph and a thinning army, not a consul. Antony was over the Alps with Lepidus’s legions. They needed a miracle that obeyed. They needed it before Antony’s friends finished renaming the map. The same voice reminded him, as if reminding were a kindness, that the law asked forty-two years for a consul’s chair and he had nineteen. Octavian had already sent centurions to the Curia with the ranks’ request in writing. One came back and told the pay line what he had said on the steps when the fathers talked about age. He had put his hand on his sword. </w:t>
+        <w:t xml:space="preserve">Philippus wrote from Rome in the stepfather’s hand Octavian had learned to read sideways, every warning folded inside a piece of news. The House was frightened and could not say of what. Decimus was a Liberator with a triumph and a thinning army, not a consul. Antony was over the Alps with Lepidus’s legions. Some of the fathers wanted a consul who obeyed and would settle for one who was young. And then, as if he were only reminding a boy of his lessons: the law wanted forty-two years for the chair. </w:t>
+      </w:r>
+      <w:r>
+        <w:rPr>
+          <w:i/>
+        </w:rPr>
+        <w:t>You have nineteen. Count them before anyone else does.</w:t>
+      </w:r>
+    </w:p>
+    <w:p>
+      <w:r>
+        <w:rPr/>
+        <w:t>Octavian counted them. Then he sent the centurions.</w:t>
+      </w:r>
+    </w:p>
+    <w:p>
+      <w:r>
+        <w:rPr/>
+        <w:t>There were four hundred of them in the end, centurions and picked men from every legion, because the ranks would not trust a smaller number to come back with the truth. They went down to Rome in July with the soldiers’ asks in writing: the money the Senate had voted them and not paid, and a consulship for the man who paid. Octavian did not go. Agrippa did not go. Octavian walked the camp in the days they were away and was polite to everyone and slept badly, and on the eighth night he was sick behind the horse lines and told no one.</w:t>
+      </w:r>
+    </w:p>
+    <w:p>
+      <w:r>
+        <w:rPr/>
+        <w:t>They came back angry. The fathers had kept them standing in the porch, and then had them in, and then talked to them as if they were a deputation of farmers about a road. A senator had asked whose idea the consulship was. Another had said, kindly, that the law wanted forty-two years.</w:t>
+      </w:r>
+    </w:p>
+    <w:p>
+      <w:r>
+        <w:rPr/>
+        <w:t>A centurion called Cornelius told it at the pay line. He was a broad, slow man with a scar through one eyebrow, and he told it the way he must have done it, without hurry. He took his cloak by the shoulder and threw it back, so the men could see the sword at his hip.</w:t>
+      </w:r>
+    </w:p>
+    <w:p>
+      <w:r>
+        <w:rPr/>
+        <w:t xml:space="preserve">“And I said to them, in the House, </w:t>
       </w:r>
       <w:r>
         <w:rPr>
@@ -13357,13 +13393,261 @@
       </w:r>
       <w:r>
         <w:rPr/>
-        <w:t xml:space="preserve"> Octavian offered them a nineteen-year-old with Caesar’s name and enough armed insistence to make elections look like a toll you paid at the gate. Not because destiny asked. Because two empty chairs had shortened every polite road.</w:t>
-      </w:r>
-    </w:p>
-    <w:p>
-      <w:r>
-        <w:rPr/>
-        <w:t xml:space="preserve">He felt sick after the first hard bargain, stomach, not omen. A taste of metal rose; he swallowed it and kept his fingers on the chest lid until the shake stopped. Publicly he accepted the fasces like owed homework. Twelve lictors shouldered the bound rods and walked ahead of him, and men stepped out of the street for the rods before they looked to see whose face came behind. A herald stumbled over </w:t>
+        <w:t>”</w:t>
+      </w:r>
+    </w:p>
+    <w:p>
+      <w:r>
+        <w:rPr/>
+        <w:t>The pay line roared. Octavian, at the chest, kept his face still and his fingers on the lid. He had not told Cornelius to say it. He had not told him not to.</w:t>
+      </w:r>
+    </w:p>
+    <w:p>
+      <w:r>
+        <w:rPr/>
+        <w:t>“Well,” said Agrippa, under the noise. “That’s the letter answered.”</w:t>
+      </w:r>
+    </w:p>
+    <w:p>
+      <w:r>
+        <w:rPr/>
+        <w:t xml:space="preserve">They crossed the little river at the border of Italy late in July, with the eight legions behind them. Octavian rode ahead with the picked cohorts. The water was low, the colour of weak wine, and the horses did not need to swim. He had expected to feel something at it, because it was the same river, and men in the column were already saying so to each other, </w:t>
+      </w:r>
+      <w:r>
+        <w:rPr>
+          <w:i/>
+        </w:rPr>
+        <w:t>his father’s river</w:t>
+      </w:r>
+      <w:r>
+        <w:rPr/>
+        <w:t>, as if it had been in the will with the gardens. He felt his horse’s shoulder shift under him on the stones. He felt the sun on the back of his neck. On the far side he reined in and let the cohorts go past, and watched the faces, and found that the men felt it for him, and that this was more use.</w:t>
+      </w:r>
+    </w:p>
+    <w:p>
+      <w:r>
+        <w:rPr/>
+        <w:t>The Senate sent envoys to meet him on the road with money. Two days later it sent riders after the envoys to take the money back, because two legions had landed from Africa and the fathers had found their courage again. Octavian heard both pieces of news in one evening, and laughed for the first time in a month, and could not stop until Agrippa put a cup in his hand.</w:t>
+      </w:r>
+    </w:p>
+    <w:p>
+      <w:r>
+        <w:rPr/>
+        <w:t>“They’re counting legions,” Agrippa said. “It’s progress.”</w:t>
+      </w:r>
+    </w:p>
+    <w:p>
+      <w:r>
+        <w:rPr/>
+        <w:t>The two African legions went over to him outside the walls. The urban praetor, Cornutus, who had been given the defence of the city with them, fell on his sword when he heard. Octavian was told this at a well on the Via Flaminia, and stood for a while with the dipper in his hand. He had not known Cornutus. He found he wanted to know what the man had looked like, and did not ask.</w:t>
+      </w:r>
+    </w:p>
+    <w:p>
+      <w:r>
+        <w:rPr/>
+        <w:t>His own cavalry had gone into Rome ahead of him with orders to touch nothing and tell everyone. By the time he came in through the gate there were people on the roofs. Some of them cheered. Most watched, the way people watch weather. A woman at a fountain held her child against her skirts and did not look up at all, and Octavian, who had been composing his face for the cheering, composed it again for her.</w:t>
+      </w:r>
+    </w:p>
+    <w:p>
+      <w:r>
+        <w:rPr/>
+        <w:t>His mother and his sister were in the house of the Vestals.</w:t>
+      </w:r>
+    </w:p>
+    <w:p>
+      <w:r>
+        <w:rPr/>
+        <w:t>Philippus had sent them there in July, when the centurions went down, because the Vestals’ house was the one door in Rome no frightened man would kick in. The Virgins had kept the will there. They kept the flame. And for six weeks they had kept Atia and Octavia, among the girls in white, in two rooms off a courtyard that smelled of laurel smoke.</w:t>
+      </w:r>
+    </w:p>
+    <w:p>
+      <w:r>
+        <w:rPr/>
+        <w:t>They came out to him at the steps. Octavia came first, quickly, with her skirts in her fist, and put her arms round his neck before he had finished dismounting, and he stood with one foot in the stirrup and his sister hanging on him in front of half the Forum and found he did not mind. She was twenty-six and married to a man who had been consul, and she smelled of the laurel smoke too. She said his name. His old name. Nobody had said it in a year.</w:t>
+      </w:r>
+    </w:p>
+    <w:p>
+      <w:r>
+        <w:rPr/>
+        <w:t>Atia came after, slowly. She was thinner. Her hands were empty.</w:t>
+      </w:r>
+    </w:p>
+    <w:p>
+      <w:r>
+        <w:rPr/>
+        <w:t xml:space="preserve">“I kept the box,” she said, when Octavia had let go of him. She meant the jewels, the ones she had set on Philippus’s table the night he sold the Velitrae land, when he had told her </w:t>
+      </w:r>
+      <w:r>
+        <w:rPr>
+          <w:i/>
+        </w:rPr>
+        <w:t>not yet</w:t>
+      </w:r>
+      <w:r>
+        <w:rPr/>
+        <w:t>. “They’re in my room. I thought,” she said, and stopped, and looked past him at the soldiers in the Forum, at the cohorts drawn up on the Sacred Way with their shields uncovered, “I thought you might need them now.”</w:t>
+      </w:r>
+    </w:p>
+    <w:p>
+      <w:r>
+        <w:rPr/>
+        <w:t>“Not now either,” he said.</w:t>
+      </w:r>
+    </w:p>
+    <w:p>
+      <w:r>
+        <w:rPr/>
+        <w:t>She looked at him a long moment. Then her face went blank, as it had gone blank in Philippus’s villa when he said the name aloud, as if she had expected nothing else and wished she had been wrong.</w:t>
+      </w:r>
+    </w:p>
+    <w:p>
+      <w:r>
+        <w:rPr/>
+        <w:t>“You look ill,” she said.</w:t>
+      </w:r>
+    </w:p>
+    <w:p>
+      <w:r>
+        <w:rPr/>
+        <w:t>“I’ve been riding.”</w:t>
+      </w:r>
+    </w:p>
+    <w:p>
+      <w:r>
+        <w:rPr/>
+        <w:t>“You’ve been ill.” She put the back of her hand to his cheek, as she had when he was eight, and he let her, in front of the soldiers. “Eat something,” Atia said. “Before you do anything else today. Before you do anything you can’t take back.”</w:t>
+      </w:r>
+    </w:p>
+    <w:p>
+      <w:r>
+        <w:rPr/>
+        <w:t>He ate. He ate standing up, bread and cheese from a soldier’s pack, on the steps of the Vestals’ house with his mother watching, and it was the first food he had kept down in three days.</w:t>
+      </w:r>
+    </w:p>
+    <w:p>
+      <w:r>
+        <w:rPr/>
+        <w:t>The senators came to meet him in the afternoon. They came in twos and threes, in their bordered togas, and made speeches on the steps about the Republic and the young Caesar’s piety, and Octavian thanked each of them by name, because he had learned all their names in the winter from Cicero’s letters and Agrippa’s lists. Some of them had voted a week before to send the African legions out against him. They did not mention it. He did not mention it either.</w:t>
+      </w:r>
+    </w:p>
+    <w:p>
+      <w:r>
+        <w:rPr/>
+        <w:t>Cicero came last.</w:t>
+      </w:r>
+    </w:p>
+    <w:p>
+      <w:r>
+        <w:rPr/>
+        <w:t>He came late in the day with Tiro behind him, and climbed the steps a little slowly, and made a speech that was better than the others and shorter, and took Octavian’s hand in both of his. He smelled of ink and of the Palatine. Octavian looked at him and heard, as clearly as if Labeo were at his elbow, three verbs in their order.</w:t>
+      </w:r>
+    </w:p>
+    <w:p>
+      <w:r>
+        <w:rPr/>
+        <w:t>“You are the last of my friends to greet me,” he said.</w:t>
+      </w:r>
+    </w:p>
+    <w:p>
+      <w:r>
+        <w:rPr/>
+        <w:t>He said it lightly, the way the old man liked things said. Cicero laughed. Tiro did not. And Octavian, who had meant it as a pleasantry when he began the sentence, found by the end of it that he had meant something else, and could not have said exactly what, and let it stand.</w:t>
+      </w:r>
+    </w:p>
+    <w:p>
+      <w:r>
+        <w:rPr/>
+        <w:t>That night a rumour went round that two of his legions had gone back to the Senate. The fathers met by lamplight in the Curia, and Cicero stood at the door to greet them as they came in, and for an hour the old Republic was alive again in one room. Then the rumour was found to be false. Cicero went home in a closed litter, and did not come to the Field of Mars again.</w:t>
+      </w:r>
+    </w:p>
+    <w:p>
+      <w:r>
+        <w:rPr/>
+        <w:t>Octavian heard about it in the morning, from Agrippa, over the pay tables.</w:t>
+      </w:r>
+    </w:p>
+    <w:p>
+      <w:r>
+        <w:rPr/>
+        <w:t>“He stood at the door,” Agrippa said.</w:t>
+      </w:r>
+    </w:p>
+    <w:p>
+      <w:r>
+        <w:rPr/>
+        <w:t>“Of course he did.” Octavian signed a tablet. “He always does.”</w:t>
+      </w:r>
+    </w:p>
+    <w:p>
+      <w:r>
+        <w:rPr/>
+        <w:t>The treasury was in the Temple of Saturn, under the Capitol, and the keys came to him in a dish.</w:t>
+      </w:r>
+    </w:p>
+    <w:p>
+      <w:r>
+        <w:rPr/>
+        <w:t>He did not touch them. He sent a tribune with a guard and a clerk with tablets, and they brought the chests down the temple steps to the Forum in daylight, where the whole city could watch them, and set them out on trestles in the square. Twenty-five hundred a man: the first payment of what the Senate had voted and not paid. The rest promised. The clerks called the names by century, and the men came up in their order, and took their coin, and signed, or made their mark, and went away. It took two days. Octavian sat behind the tables for most of both, and when a tribune leaned in on the first afternoon to say the fathers had sent to ask when the election would be held, he did not look up.</w:t>
+      </w:r>
+    </w:p>
+    <w:p>
+      <w:r>
+        <w:rPr/>
+        <w:t>“Honours after the line is fed,” he said.</w:t>
+      </w:r>
+    </w:p>
+    <w:p>
+      <w:r>
+        <w:rPr/>
+        <w:t>The line was fed on the second evening. The election was on the nineteenth.</w:t>
+      </w:r>
+    </w:p>
+    <w:p>
+      <w:r>
+        <w:rPr/>
+        <w:t>They held it on the Field of Mars, where the voting pens were, with the legions camped round it close enough to hear. Octavian had wanted Pedius for his colleague, and Pedius was willing. Pedius was his cousin, another grandson of Caesar’s sister, a share of the last quarter of the will to Octavian’s three, an elderly man who had fought in Spain for his uncle and wanted, now, only to be left a quiet old age. He stood next to Octavian in the white toga of a candidate and coughed into his fist. The centuries came up in their order and voted, and the heralds called them, and the count was never in doubt, and everyone knew it, and still they counted, because counting was what made it a law.</w:t>
+      </w:r>
+    </w:p>
+    <w:p>
+      <w:r>
+        <w:rPr/>
+        <w:t>The augur had taken the auspices at dawn. Octavian had stood beside him on the hill in the cold, and watched him mark out the sky with his staff, and they had waited. Birds came over from the river. Vultures, the augur said. Six of them. They went over high and slow and away toward the Janiculum.</w:t>
+      </w:r>
+    </w:p>
+    <w:p>
+      <w:r>
+        <w:rPr/>
+        <w:t>Later, while Octavian was speaking to the soldiers, more came over. The men in the front ranks saw them and pointed, and a noise went back through the legions, and by the time Octavian had finished speaking someone was saying twelve, and someone else was saying that twelve had come to Romulus when he founded the city, and by evening the whole camp was saying it.</w:t>
+      </w:r>
+    </w:p>
+    <w:p>
+      <w:r>
+        <w:rPr/>
+        <w:t>Agrippa had counted. He said six, and then six. He said it was a hot summer and the river at the bottom of the Field had dead things in it.</w:t>
+      </w:r>
+    </w:p>
+    <w:p>
+      <w:r>
+        <w:rPr/>
+        <w:t>“Which is it?” Octavian asked.</w:t>
+      </w:r>
+    </w:p>
+    <w:p>
+      <w:r>
+        <w:rPr/>
+        <w:t>“Both, I should think.” Agrippa looked at the sky, which was empty now. “That’s the art.”</w:t>
+      </w:r>
+    </w:p>
+    <w:p>
+      <w:r>
+        <w:rPr/>
+        <w:t>Octavian looked at the empty sky a moment longer than he meant to.</w:t>
+      </w:r>
+    </w:p>
+    <w:p>
+      <w:r>
+        <w:rPr/>
+        <w:t xml:space="preserve">He felt sick after the count, stomach, not omen. A taste of metal rose; he swallowed it and kept his fingers on the chest lid until the shake stopped. Publicly he accepted the fasces like owed homework. Twelve lictors shouldered the bound rods and walked ahead of him, and men stepped out of the street for the rods before they looked to see whose face came behind. A herald stumbled over </w:t>
       </w:r>
       <w:r>
         <w:rPr>
@@ -13384,6 +13668,12 @@
       <w:r>
         <w:rPr/>
         <w:t xml:space="preserve"> in the same breath, as if the two words had never met. Octavian let him find his way to the end.</w:t>
+      </w:r>
+    </w:p>
+    <w:p>
+      <w:r>
+        <w:rPr/>
+        <w:t>Pedius had his first law ready before the lictors had learned the way to the new consul’s door: a court for the men of the Ides. It sat in a day. Nobody spoke for the absent, because nobody was fool enough to. Octavian read the list of the condemned at supper, and Decimus’s name was on it, and Casca’s, and Brutus’s and Cassius’s at the top, and he put the tablet face down beside his plate and ate what was on the plate, because his mother had told him to.</w:t>
       </w:r>
     </w:p>
     <w:p>
